--- a/brief/qualification-application.zh.docx
+++ b/brief/qualification-application.zh.docx
@@ -15,12 +15,12 @@
         <w:pStyle w:val="Title"/>
       </w:pPr>
       <w:r>
-        <w:t>资格申请表及材料清单</w:t>
+        <w:t>资格申请工作表及材料清单</w:t>
       </w:r>
     </w:p>
     <w:p>
       <w:r>
-        <w:t>请填写本表，并连同适用证明、团队与相关业绩、最多十页初步构想，通过邮件回复 competition@xcity.ai。收到完整材料后，我们将进行第一阶段资格与方案遴选。</w:t>
+        <w:t>本工作表仅供可选准备。官网简短注册后，我们将邮件发送专属申请链接；请在官网逐项填写资格表、提供适用证明与团队业绩、上传1–10页构想PDF，可保存并最终提交。无需上传Word，邮件不收申请附件。</w:t>
       </w:r>
     </w:p>
     <w:p>
@@ -31,7 +31,7 @@
         <w:rPr>
           <w:sz w:val="18"/>
         </w:rPr>
-        <w:t>在线申请截止：2026年12月31日23:59 UTC。完整材料回复截止：2027年1月31日23:59 UTC。2027年2月遴选五家。</w:t>
+        <w:t>注册截止：2026年12月31日23:59 UTC。完整在线申请截止：2027年1月31日23:59 UTC。2027年2月遴选五家。</w:t>
       </w:r>
     </w:p>
     <w:p>
@@ -42,7 +42,7 @@
         <w:rPr>
           <w:sz w:val="18"/>
         </w:rPr>
-        <w:t>可使用中文或英文。直接点击灰色字段填写，可按需扩展或复制表格；不适用项请说明，无需准备不适用的证书。</w:t>
+        <w:t>可使用中文或英文。灰色字段可整理草稿，最终请在专属网页填写；不适用项请说明，无需准备不适用的证书。本Word不构成正式提交。</w:t>
       </w:r>
     </w:p>
     <w:p>
@@ -2368,7 +2368,7 @@
     </w:p>
     <w:p>
       <w:r>
-        <w:t>请在右栏填写已附文件名或链接；不适用项写明不适用及原因。材料可分开提交，无需合并成一份大型 PDF。</w:t>
+        <w:t>可在右栏整理拟上传文件名或链接；不适用项说明原因。请在官网专属页逐项填写及上传，无需合并成一份大型PDF，也无需上传本Word。</w:t>
       </w:r>
     </w:p>
     <w:tbl>
@@ -2477,7 +2477,7 @@
               <w:spacing w:after="60" w:before="40" w:line="252" w:lineRule="auto"/>
             </w:pPr>
             <w:r>
-              <w:t>本资格申请表</w:t>
+              <w:t>在线资格申请表</w:t>
             </w:r>
           </w:p>
         </w:tc>
@@ -2497,7 +2497,7 @@
               <w:spacing w:after="60" w:before="40" w:line="252" w:lineRule="auto"/>
             </w:pPr>
             <w:r>
-              <w:t>填写完成的 Word 或导出 PDF</w:t>
+              <w:t>在专属网页填写 无需上传Word</w:t>
             </w:r>
           </w:p>
         </w:tc>
@@ -2734,7 +2734,7 @@
               <w:spacing w:after="60" w:before="40" w:line="252" w:lineRule="auto"/>
             </w:pPr>
             <w:r>
-              <w:t>填写本表第3部分 可附补充页</w:t>
+              <w:t>在线填写 可用本表第3部分准备</w:t>
             </w:r>
           </w:p>
         </w:tc>
@@ -2813,7 +2813,7 @@
               <w:spacing w:after="60" w:before="40" w:line="252" w:lineRule="auto"/>
             </w:pPr>
             <w:r>
-              <w:t>本表第4部分 作品集或项目链接</w:t>
+              <w:t>在线填写 作品集文件或项目链接</w:t>
             </w:r>
           </w:p>
         </w:tc>
@@ -2892,7 +2892,7 @@
               <w:spacing w:after="60" w:before="40" w:line="252" w:lineRule="auto"/>
             </w:pPr>
             <w:r>
-              <w:t>单独 PDF 最多10页</w:t>
+              <w:t>单独1–10页PDF 在线上传</w:t>
             </w:r>
           </w:p>
         </w:tc>
@@ -3050,7 +3050,7 @@
               <w:spacing w:after="60" w:before="40" w:line="252" w:lineRule="auto"/>
             </w:pPr>
             <w:r>
-              <w:t>填写本表第6部分</w:t>
+              <w:t>在线确认 本表第6部分仅供准备</w:t>
             </w:r>
           </w:p>
         </w:tc>
@@ -3100,7 +3100,7 @@
     </w:p>
     <w:p>
       <w:r>
-        <w:t>最多10页，说明场地判断、城市与五大系统的初步方向、首期启动逻辑、代表性空间想法及工作方法。草图、示意图或剖面即可；此阶段不要求完整总图或效果图。</w:t>
+        <w:t>以1–10页PDF说明场地判断、城市与五大系统的初步方向、首期启动逻辑、代表性空间想法及工作方法。草图、示意图或剖面即可；此阶段不要求完整总图或效果图。</w:t>
       </w:r>
     </w:p>
     <w:p>
@@ -3111,7 +3111,7 @@
         <w:rPr>
           <w:sz w:val="18"/>
         </w:rPr>
-        <w:t>资格材料接受普通电子版或扫描件。链接应可由主办方访问；如有访问限制，请在邮件中说明。资料过大无法邮件发送时，请先联系 competition@xcity.ai 确认传递方式。</w:t>
+        <w:t>证明支持普通PDF、PNG或JPG；每个文件最多10 MB，全部上传合计最多25 MB。接受的证明及项目链接应可由授权审核人员访问；访问限制请在在线说明中注明。邮件仅发送专属链接，不接收申请附件。</w:t>
       </w:r>
     </w:p>
     <w:p>
@@ -3124,12 +3124,12 @@
         <w:pStyle w:val="Heading1"/>
       </w:pPr>
       <w:r>
-        <w:t>6 声明与回复邮件</w:t>
+        <w:t>6 声明与在线提交</w:t>
       </w:r>
     </w:p>
     <w:p>
       <w:r>
-        <w:t>请由有权代表申请机构或联合体的人员阅读并确认。填写姓名与日期，作为本次申请声明。</w:t>
+        <w:t>请由有权代表申请机构或联合体的人员阅读。可先在本工作表整理姓名、日期与声明，正式确认请在官网专属申请页完成。</w:t>
       </w:r>
     </w:p>
     <w:p>
@@ -3372,12 +3372,12 @@
         <w:pStyle w:val="Heading2"/>
       </w:pPr>
       <w:r>
-        <w:t>邮件回复方式</w:t>
+        <w:t>如何完成在线申请</w:t>
       </w:r>
     </w:p>
     <w:p>
       <w:r>
-        <w:t>请回复主办方发送申请表的邮件，收件人为 competition@xcity.ai。建议主题：XCITY 设计机构申请 机构名称 申请编号（如有）。附上本表、适用材料和单独的初步构想 PDF。</w:t>
+        <w:t>打开主办方邮件中的专属申请链接，在官网逐项填写并提供材料。可保存后继续；核对完整性后最终提交。专属链接请妥善保存，不要公开。遇到链接或上传问题，请联系 competition@xcity.ai；请勿发送申请附件。</w:t>
       </w:r>
     </w:p>
     <w:p>
@@ -3388,7 +3388,7 @@
         <w:rPr>
           <w:sz w:val="18"/>
         </w:rPr>
-        <w:t>完整材料回复截止：2027年1月31日23:59 UTC。在线申请或材料收件不代表资格通过或入围；完成适用材料后进入第一阶段审核。</w:t>
+        <w:t>完整在线申请截止：2027年1月31日23:59 UTC。仅注册或保存草稿不代表完成第一阶段申请；最终提交后进入审核，但不代表资格通过或入围。</w:t>
       </w:r>
     </w:p>
     <w:sectPr>

--- a/brief/qualification-application.zh.docx
+++ b/brief/qualification-application.zh.docx
@@ -31,7 +31,7 @@
         <w:rPr>
           <w:sz w:val="18"/>
         </w:rPr>
-        <w:t>注册截止：2026年12月31日23:59 UTC。完整在线申请截止：2027年1月31日23:59 UTC。2027年2月遴选五家。</w:t>
+        <w:t>注册截止：2026年12月31日23:59 UTC。完整在线申请截止：2027年1月31日23:59 UTC。2027年2月遴选三家。</w:t>
       </w:r>
     </w:p>
     <w:p>
